--- a/Module 2/Introduction to BI.docx
+++ b/Module 2/Introduction to BI.docx
@@ -270,9 +270,12 @@
           <w:rPr>
             <w:rStyle w:val="Hyperlink"/>
           </w:rPr>
-          <w:t>link to video</w:t>
+          <w:t>Watch</w:t>
         </w:r>
       </w:hyperlink>
+      <w:r>
+        <w:t xml:space="preserve"> Class Recording</w:t>
+      </w:r>
     </w:p>
     <w:p>
       <w:pPr>
@@ -3625,15 +3628,6 @@
 </file>
 
 <file path=customXml/item1.xml><?xml version="1.0" encoding="utf-8"?>
-<?mso-contentType ?>
-<FormTemplates xmlns="http://schemas.microsoft.com/sharepoint/v3/contenttype/forms">
-  <Display>DocumentLibraryForm</Display>
-  <Edit>DocumentLibraryForm</Edit>
-  <New>DocumentLibraryForm</New>
-</FormTemplates>
-</file>
-
-<file path=customXml/item2.xml><?xml version="1.0" encoding="utf-8"?>
 <ct:contentTypeSchema xmlns:ct="http://schemas.microsoft.com/office/2006/metadata/contentType" xmlns:ma="http://schemas.microsoft.com/office/2006/metadata/properties/metaAttributes" ct:_="" ma:_="" ma:contentTypeName="Document" ma:contentTypeID="0x0101005796365E366AAB4F8280D86F3228324F" ma:contentTypeVersion="14" ma:contentTypeDescription="Create a new document." ma:contentTypeScope="" ma:versionID="1dc5ee88d1a468c4f058ef85dba1ffaf">
   <xsd:schema xmlns:xsd="http://www.w3.org/2001/XMLSchema" xmlns:xs="http://www.w3.org/2001/XMLSchema" xmlns:p="http://schemas.microsoft.com/office/2006/metadata/properties" xmlns:ns3="def758ac-9196-4ec0-90cb-261ed6d7bf05" xmlns:ns4="8cca14b1-3cdd-4e98-976b-f7aa99511c27" targetNamespace="http://schemas.microsoft.com/office/2006/metadata/properties" ma:root="true" ma:fieldsID="8b32ce066656ee481aa52b78c7b73ab7" ns3:_="" ns4:_="">
     <xsd:import namespace="def758ac-9196-4ec0-90cb-261ed6d7bf05"/>
@@ -3862,6 +3856,15 @@
 </ct:contentTypeSchema>
 </file>
 
+<file path=customXml/item2.xml><?xml version="1.0" encoding="utf-8"?>
+<?mso-contentType ?>
+<FormTemplates xmlns="http://schemas.microsoft.com/sharepoint/v3/contenttype/forms">
+  <Display>DocumentLibraryForm</Display>
+  <Edit>DocumentLibraryForm</Edit>
+  <New>DocumentLibraryForm</New>
+</FormTemplates>
+</file>
+
 <file path=customXml/item3.xml><?xml version="1.0" encoding="utf-8"?>
 <p:properties xmlns:p="http://schemas.microsoft.com/office/2006/metadata/properties" xmlns:xsi="http://www.w3.org/2001/XMLSchema-instance" xmlns:pc="http://schemas.microsoft.com/office/infopath/2007/PartnerControls">
   <documentManagement/>
@@ -3869,14 +3872,6 @@
 </file>
 
 <file path=customXml/itemProps1.xml><?xml version="1.0" encoding="utf-8"?>
-<ds:datastoreItem xmlns:ds="http://schemas.openxmlformats.org/officeDocument/2006/customXml" ds:itemID="{D65980AE-53FF-46EF-964C-527029684CEF}">
-  <ds:schemaRefs>
-    <ds:schemaRef ds:uri="http://schemas.microsoft.com/sharepoint/v3/contenttype/forms"/>
-  </ds:schemaRefs>
-</ds:datastoreItem>
-</file>
-
-<file path=customXml/itemProps2.xml><?xml version="1.0" encoding="utf-8"?>
 <ds:datastoreItem xmlns:ds="http://schemas.openxmlformats.org/officeDocument/2006/customXml" ds:itemID="{CD3A7381-FEFA-451B-87CC-E5DA1FFC5085}">
   <ds:schemaRefs>
     <ds:schemaRef ds:uri="http://schemas.microsoft.com/office/2006/metadata/contentType"/>
@@ -3895,6 +3890,14 @@
 </ds:datastoreItem>
 </file>
 
+<file path=customXml/itemProps2.xml><?xml version="1.0" encoding="utf-8"?>
+<ds:datastoreItem xmlns:ds="http://schemas.openxmlformats.org/officeDocument/2006/customXml" ds:itemID="{D65980AE-53FF-46EF-964C-527029684CEF}">
+  <ds:schemaRefs>
+    <ds:schemaRef ds:uri="http://schemas.microsoft.com/sharepoint/v3/contenttype/forms"/>
+  </ds:schemaRefs>
+</ds:datastoreItem>
+</file>
+
 <file path=customXml/itemProps3.xml><?xml version="1.0" encoding="utf-8"?>
 <ds:datastoreItem xmlns:ds="http://schemas.openxmlformats.org/officeDocument/2006/customXml" ds:itemID="{478DA2DF-9DE6-4F52-914C-32A59D522705}">
   <ds:schemaRefs>
